--- a/docs/distribution/TECHNICAL_PAPER.docx
+++ b/docs/distribution/TECHNICAL_PAPER.docx
@@ -3255,7 +3255,7 @@
         <w:t xml:space="preserve"> </w:t>
       </w:r>
       <w:r>
-        <w:t xml:space="preserve">the real spine and exercises them programmatically — 71 checks</w:t>
+        <w:t xml:space="preserve">the real spine and exercises them programmatically — 72 checks</w:t>
       </w:r>
       <w:r>
         <w:t xml:space="preserve"> </w:t>

--- a/docs/distribution/TECHNICAL_PAPER.docx
+++ b/docs/distribution/TECHNICAL_PAPER.docx
@@ -238,7 +238,7 @@
         <w:t xml:space="preserve">app/main.cpp</w:t>
       </w:r>
       <w:r>
-        <w:t xml:space="preserve">) — sixteen panes organized in six workflow groups</w:t>
+        <w:t xml:space="preserve">) — seventeen panes organized in six workflow groups</w:t>
       </w:r>
       <w:r>
         <w:t xml:space="preserve"> </w:t>
@@ -2564,13 +2564,13 @@
       </w:r>
     </w:p>
     <w:bookmarkEnd w:id="16"/>
-    <w:bookmarkStart w:id="17" w:name="the-ui-layer-sixteen-panes-six-workflows"/>
+    <w:bookmarkStart w:id="17" w:name="Xb84645801cd2e813539f4e71a69a527b49b79fd"/>
     <w:p>
       <w:pPr>
         <w:pStyle w:val="Heading2"/>
       </w:pPr>
       <w:r>
-        <w:t xml:space="preserve">8. The UI layer: sixteen panes, six workflows</w:t>
+        <w:t xml:space="preserve">8. The UI layer: seventeen panes, six workflows</w:t>
       </w:r>
     </w:p>
     <w:p>
@@ -2584,7 +2584,7 @@
         <w:t xml:space="preserve"> </w:t>
       </w:r>
       <w:r>
-        <w:t xml:space="preserve">panes — sixteen working areas in all:</w:t>
+        <w:t xml:space="preserve">panes — seventeen working areas in all:</w:t>
       </w:r>
     </w:p>
     <w:p>
@@ -2679,6 +2679,28 @@
       </w:r>
       <w:r>
         <w:t xml:space="preserve">—</w:t>
+      </w:r>
+      <w:r>
+        <w:t xml:space="preserve"> </w:t>
+      </w:r>
+      <w:r>
+        <w:rPr>
+          <w:i/>
+          <w:iCs/>
+        </w:rPr>
+        <w:t xml:space="preserve">Manuscript</w:t>
+      </w:r>
+      <w:r>
+        <w:t xml:space="preserve"> </w:t>
+      </w:r>
+      <w:r>
+        <w:t xml:space="preserve">(rich-text writing surface with a</w:t>
+      </w:r>
+      <w:r>
+        <w:t xml:space="preserve"> </w:t>
+      </w:r>
+      <w:r>
+        <w:t xml:space="preserve">Gofer corpus-search sidebar; lossless HTML storage, RTF export),</w:t>
       </w:r>
       <w:r>
         <w:t xml:space="preserve"> </w:t>

--- a/docs/distribution/TECHNICAL_PAPER.docx
+++ b/docs/distribution/TECHNICAL_PAPER.docx
@@ -3277,7 +3277,7 @@
         <w:t xml:space="preserve"> </w:t>
       </w:r>
       <w:r>
-        <w:t xml:space="preserve">the real spine and exercises them programmatically — 72 checks</w:t>
+        <w:t xml:space="preserve">the real spine and exercises them programmatically — 77 checks</w:t>
       </w:r>
       <w:r>
         <w:t xml:space="preserve"> </w:t>

--- a/docs/distribution/TECHNICAL_PAPER.docx
+++ b/docs/distribution/TECHNICAL_PAPER.docx
@@ -2622,19 +2622,25 @@
         <w:t xml:space="preserve"> </w:t>
       </w:r>
       <w:r>
-        <w:t xml:space="preserve">(the flagship reader: dictionary-shaded text</w:t>
-      </w:r>
-      <w:r>
-        <w:t xml:space="preserve"> </w:t>
-      </w:r>
-      <w:r>
-        <w:t xml:space="preserve">in ACIP, wylie, or Tibetan script, click-for-card, BDRC scan</w:t>
-      </w:r>
-      <w:r>
-        <w:t xml:space="preserve"> </w:t>
-      </w:r>
-      <w:r>
-        <w:t xml:space="preserve">follow-along) and</w:t>
+        <w:t xml:space="preserve">(the flagship reader: click-to-highlight of</w:t>
+      </w:r>
+      <w:r>
+        <w:t xml:space="preserve"> </w:t>
+      </w:r>
+      <w:r>
+        <w:t xml:space="preserve">the longest dictionary phrase with step-down cycling — GMR’s</w:t>
+      </w:r>
+      <w:r>
+        <w:t xml:space="preserve"> </w:t>
+      </w:r>
+      <w:r>
+        <w:t xml:space="preserve">directive — or the full coverage wash; ACIP, wylie, or Tibetan</w:t>
+      </w:r>
+      <w:r>
+        <w:t xml:space="preserve"> </w:t>
+      </w:r>
+      <w:r>
+        <w:t xml:space="preserve">script; click-for-card; BDRC scan follow-along) and</w:t>
       </w:r>
       <w:r>
         <w:t xml:space="preserve"> </w:t>
@@ -3277,7 +3283,7 @@
         <w:t xml:space="preserve"> </w:t>
       </w:r>
       <w:r>
-        <w:t xml:space="preserve">the real spine and exercises them programmatically — 77 checks</w:t>
+        <w:t xml:space="preserve">the real spine and exercises them programmatically — 78 checks</w:t>
       </w:r>
       <w:r>
         <w:t xml:space="preserve"> </w:t>

--- a/docs/distribution/TECHNICAL_PAPER.docx
+++ b/docs/distribution/TECHNICAL_PAPER.docx
@@ -3283,7 +3283,7 @@
         <w:t xml:space="preserve"> </w:t>
       </w:r>
       <w:r>
-        <w:t xml:space="preserve">the real spine and exercises them programmatically — 78 checks</w:t>
+        <w:t xml:space="preserve">the real spine and exercises them programmatically — 80 checks</w:t>
       </w:r>
       <w:r>
         <w:t xml:space="preserve"> </w:t>

--- a/docs/distribution/TECHNICAL_PAPER.docx
+++ b/docs/distribution/TECHNICAL_PAPER.docx
@@ -3283,7 +3283,7 @@
         <w:t xml:space="preserve"> </w:t>
       </w:r>
       <w:r>
-        <w:t xml:space="preserve">the real spine and exercises them programmatically — 80 checks</w:t>
+        <w:t xml:space="preserve">the real spine and exercises them programmatically — 84 checks</w:t>
       </w:r>
       <w:r>
         <w:t xml:space="preserve"> </w:t>
